--- a/sorular/Kim12_tema-3-unite-sonu-sorulari.docx
+++ b/sorular/Kim12_tema-3-unite-sonu-sorulari.docx
@@ -1931,7 +1931,7 @@
                 <w:rFonts w:ascii="Times New Roman" w:hAnsi="Times New Roman" w:cs="Times New Roman"/>
                 <w:lang w:val="tr-TR"/>
               </w:rPr>
-              <w:t xml:space="preserve">GÖRSEL ALANI</w:t>
+              <w:t xml:space="preserve">GÖRSEL ALANI (Shutterstock)</w:t>
             </w:r>
           </w:p>
           <w:p>
@@ -1963,23 +1963,7 @@
                 <w:rFonts w:ascii="Times New Roman" w:hAnsi="Times New Roman" w:cs="Times New Roman"/>
                 <w:lang w:val="tr-TR"/>
               </w:rPr>
-              <w:t xml:space="preserve">Shutterstock arama: “mandarin orchard harvest crates”</w:t>
-            </w:r>
-          </w:p>
-          <w:p>
-            <w:pPr>
-              <w:jc w:val="both"/>
-              <w:rPr>
-                <w:rFonts w:ascii="Times New Roman" w:hAnsi="Times New Roman" w:cs="Times New Roman"/>
-                <w:lang w:val="tr-TR"/>
-              </w:rPr>
-            </w:pPr>
-            <w:r>
-              <w:rPr>
-                <w:rFonts w:ascii="Times New Roman" w:hAnsi="Times New Roman" w:cs="Times New Roman"/>
-                <w:lang w:val="tr-TR"/>
-              </w:rPr>
-              <w:t xml:space="preserve">Shutter ID: ……………</w:t>
+              <w:t xml:space="preserve">Shutter ID: 2424676439 (fotoğraf) — Crate with collected ripe citrus fruits</w:t>
             </w:r>
           </w:p>
         </w:tc>
@@ -4743,7 +4727,7 @@
                 <w:rFonts w:ascii="Times New Roman" w:hAnsi="Times New Roman" w:cs="Times New Roman"/>
                 <w:lang w:val="tr-TR"/>
               </w:rPr>
-              <w:t xml:space="preserve">GÖRSEL ALANI</w:t>
+              <w:t xml:space="preserve">GÖRSEL ALANI (Shutterstock)</w:t>
             </w:r>
           </w:p>
           <w:p>
@@ -4775,23 +4759,7 @@
                 <w:rFonts w:ascii="Times New Roman" w:hAnsi="Times New Roman" w:cs="Times New Roman"/>
                 <w:lang w:val="tr-TR"/>
               </w:rPr>
-              <w:t xml:space="preserve">Shutterstock arama: “drip irrigation field soil moisture sensor”</w:t>
-            </w:r>
-          </w:p>
-          <w:p>
-            <w:pPr>
-              <w:jc w:val="both"/>
-              <w:rPr>
-                <w:rFonts w:ascii="Times New Roman" w:hAnsi="Times New Roman" w:cs="Times New Roman"/>
-                <w:lang w:val="tr-TR"/>
-              </w:rPr>
-            </w:pPr>
-            <w:r>
-              <w:rPr>
-                <w:rFonts w:ascii="Times New Roman" w:hAnsi="Times New Roman" w:cs="Times New Roman"/>
-                <w:lang w:val="tr-TR"/>
-              </w:rPr>
-              <w:t xml:space="preserve">Shutter ID: ……………</w:t>
+              <w:t xml:space="preserve">Shutter ID: 2604460975 (fotoğraf) — Precision drip irrigation in a field</w:t>
             </w:r>
           </w:p>
         </w:tc>
@@ -6840,7 +6808,7 @@
                 <w:rFonts w:ascii="Times New Roman" w:hAnsi="Times New Roman" w:cs="Times New Roman"/>
                 <w:lang w:val="tr-TR"/>
               </w:rPr>
-              <w:t xml:space="preserve">GÖRSEL ALANI</w:t>
+              <w:t xml:space="preserve">GÖRSEL ALANI (Shutterstock)</w:t>
             </w:r>
           </w:p>
           <w:p>
@@ -6872,23 +6840,7 @@
                 <w:rFonts w:ascii="Times New Roman" w:hAnsi="Times New Roman" w:cs="Times New Roman"/>
                 <w:lang w:val="tr-TR"/>
               </w:rPr>
-              <w:t xml:space="preserve">Shutterstock arama: “bus stop solar panel roof modern city”</w:t>
-            </w:r>
-          </w:p>
-          <w:p>
-            <w:pPr>
-              <w:jc w:val="both"/>
-              <w:rPr>
-                <w:rFonts w:ascii="Times New Roman" w:hAnsi="Times New Roman" w:cs="Times New Roman"/>
-                <w:lang w:val="tr-TR"/>
-              </w:rPr>
-            </w:pPr>
-            <w:r>
-              <w:rPr>
-                <w:rFonts w:ascii="Times New Roman" w:hAnsi="Times New Roman" w:cs="Times New Roman"/>
-                <w:lang w:val="tr-TR"/>
-              </w:rPr>
-              <w:t xml:space="preserve">Shutter ID: ……………</w:t>
+              <w:t xml:space="preserve">Shutter ID: 2688359151 (fotoğraf) — Solar-powered bus stop in urban cityscape</w:t>
             </w:r>
           </w:p>
         </w:tc>

--- a/sorular/Kim12_tema-3-unite-sonu-sorulari.docx
+++ b/sorular/Kim12_tema-3-unite-sonu-sorulari.docx
@@ -1551,7 +1551,7 @@
                 <w:rFonts w:ascii="Times New Roman" w:hAnsi="Times New Roman" w:cs="Times New Roman"/>
                 <w:lang w:val="tr-TR"/>
               </w:rPr>
-              <w:t xml:space="preserve">a) Işığı soğurur ve uyarılır.</w:t>
+              <w:t xml:space="preserve">a. Işığı soğurur ve uyarılır.</w:t>
             </w:r>
           </w:p>
         </w:tc>
@@ -1597,7 +1597,7 @@
                 <w:rFonts w:ascii="Times New Roman" w:hAnsi="Times New Roman" w:cs="Times New Roman"/>
                 <w:lang w:val="tr-TR"/>
               </w:rPr>
-              <w:t xml:space="preserve">b) Uyarılmış boyadan elektron alıp iletken cama taşır.</w:t>
+              <w:t xml:space="preserve">b. Uyarılmış boyadan elektron alıp iletken cama taşır.</w:t>
             </w:r>
           </w:p>
         </w:tc>
@@ -1643,7 +1643,7 @@
                 <w:rFonts w:ascii="Times New Roman" w:hAnsi="Times New Roman" w:cs="Times New Roman"/>
                 <w:lang w:val="tr-TR"/>
               </w:rPr>
-              <w:t xml:space="preserve">c) Yükseltgenmiş boyaya elektron vererek boyayı ilk hâline döndürür.</w:t>
+              <w:t xml:space="preserve">c. Yükseltgenmiş boyaya elektron vererek boyayı ilk hâline döndürür.</w:t>
             </w:r>
           </w:p>
         </w:tc>
@@ -1689,7 +1689,7 @@
                 <w:rFonts w:ascii="Times New Roman" w:hAnsi="Times New Roman" w:cs="Times New Roman"/>
                 <w:lang w:val="tr-TR"/>
               </w:rPr>
-              <w:t xml:space="preserve">ç) Dış devreden gelen elektronlarla triiyodür iyonlarının indirgendiği yüzeyi oluşturur.</w:t>
+              <w:t xml:space="preserve">ç. Dış devreden gelen elektronlarla triiyodür iyonlarının indirgendiği yüzeyi oluşturur.</w:t>
             </w:r>
           </w:p>
         </w:tc>
@@ -1728,7 +1728,7 @@
                 <w:rFonts w:ascii="Times New Roman" w:hAnsi="Times New Roman" w:cs="Times New Roman"/>
                 <w:lang w:val="tr-TR"/>
               </w:rPr>
-              <w:t xml:space="preserve">d) Işık enerjisini glikozun kimyasal bağlarında depolar.</w:t>
+              <w:t xml:space="preserve">d. Işık enerjisini glikozun kimyasal bağlarında depolar.</w:t>
             </w:r>
           </w:p>
         </w:tc>
@@ -4052,16 +4052,21 @@
     <w:p>
       <w:pPr>
         <w:pStyle w:val="ListParagraph"/>
-        <w:numPr>
-          <w:ilvl w:val="0"/>
-          <w:numId w:val="51"/>
-        </w:numPr>
-        <w:jc w:val="both"/>
-        <w:rPr>
-          <w:rFonts w:ascii="Times New Roman" w:hAnsi="Times New Roman" w:cs="Times New Roman"/>
-          <w:lang w:val="tr-TR"/>
-        </w:rPr>
-      </w:pPr>
+        <w:ind w:left="1080" w:hanging="360"/>
+        <w:jc w:val="both"/>
+        <w:rPr>
+          <w:rFonts w:ascii="Times New Roman" w:hAnsi="Times New Roman" w:cs="Times New Roman"/>
+          <w:lang w:val="tr-TR"/>
+        </w:rPr>
+      </w:pPr>
+      <w:r>
+        <w:rPr>
+          <w:rFonts w:ascii="Times New Roman" w:hAnsi="Times New Roman" w:cs="Times New Roman"/>
+          <w:lang w:val="tr-TR"/>
+        </w:rPr>
+        <w:t xml:space="preserve">a.</w:t>
+        <w:tab/>
+      </w:r>
       <w:r>
         <w:rPr>
           <w:rFonts w:ascii="Times New Roman" w:hAnsi="Times New Roman" w:cs="Times New Roman"/>
@@ -4073,16 +4078,21 @@
     <w:p>
       <w:pPr>
         <w:pStyle w:val="ListParagraph"/>
-        <w:numPr>
-          <w:ilvl w:val="0"/>
-          <w:numId w:val="51"/>
-        </w:numPr>
-        <w:jc w:val="both"/>
-        <w:rPr>
-          <w:rFonts w:ascii="Times New Roman" w:hAnsi="Times New Roman" w:cs="Times New Roman"/>
-          <w:lang w:val="tr-TR"/>
-        </w:rPr>
-      </w:pPr>
+        <w:ind w:left="1080" w:hanging="360"/>
+        <w:jc w:val="both"/>
+        <w:rPr>
+          <w:rFonts w:ascii="Times New Roman" w:hAnsi="Times New Roman" w:cs="Times New Roman"/>
+          <w:lang w:val="tr-TR"/>
+        </w:rPr>
+      </w:pPr>
+      <w:r>
+        <w:rPr>
+          <w:rFonts w:ascii="Times New Roman" w:hAnsi="Times New Roman" w:cs="Times New Roman"/>
+          <w:lang w:val="tr-TR"/>
+        </w:rPr>
+        <w:t xml:space="preserve">b.</w:t>
+        <w:tab/>
+      </w:r>
       <w:r>
         <w:rPr>
           <w:rFonts w:ascii="Times New Roman" w:hAnsi="Times New Roman" w:cs="Times New Roman"/>
@@ -4094,16 +4104,21 @@
     <w:p>
       <w:pPr>
         <w:pStyle w:val="ListParagraph"/>
-        <w:numPr>
-          <w:ilvl w:val="0"/>
-          <w:numId w:val="51"/>
-        </w:numPr>
-        <w:jc w:val="both"/>
-        <w:rPr>
-          <w:rFonts w:ascii="Times New Roman" w:hAnsi="Times New Roman" w:cs="Times New Roman"/>
-          <w:lang w:val="tr-TR"/>
-        </w:rPr>
-      </w:pPr>
+        <w:ind w:left="1080" w:hanging="360"/>
+        <w:jc w:val="both"/>
+        <w:rPr>
+          <w:rFonts w:ascii="Times New Roman" w:hAnsi="Times New Roman" w:cs="Times New Roman"/>
+          <w:lang w:val="tr-TR"/>
+        </w:rPr>
+      </w:pPr>
+      <w:r>
+        <w:rPr>
+          <w:rFonts w:ascii="Times New Roman" w:hAnsi="Times New Roman" w:cs="Times New Roman"/>
+          <w:lang w:val="tr-TR"/>
+        </w:rPr>
+        <w:t xml:space="preserve">c.</w:t>
+        <w:tab/>
+      </w:r>
       <w:r>
         <w:rPr>
           <w:rFonts w:ascii="Times New Roman" w:hAnsi="Times New Roman" w:cs="Times New Roman"/>
@@ -4196,7 +4211,7 @@
           <w:color w:val="FF0000"/>
           <w:lang w:val="tr-TR"/>
         </w:rPr>
-        <w:t xml:space="preserve">Cevap: a) Kompost: (5,00 − 0,50)/5,00 · 100 = %90. Toprak: (5,00 − 4,60)/5,00 · 100 = %8. Deniz suyu: (5,00 − 4,85)/5,00 · 100 = %3.  b) İfade yanıltıcıdır. PLA yalnızca sıcaklığı ve nemi yüksek endüstriyel kompost ortamında kısa sürede bozunmuş; toprakta ve deniz suyunda 8 haftada çok az kütle kaybetmiştir. Biyobozunurluk, hangi koşulda ve ne kadar sürede bozunduğu bilgisiyle birlikte verilmelidir.  c) Örnek: “Endüstriyel kompost tesislerinde bozunur; doğaya atmayınız, kompost atıklarıyla ayrı toplayınız.”</w:t>
+        <w:t xml:space="preserve">Cevap: a. Kompost: (5,00 − 0,50)/5,00 · 100 = %90. Toprak: (5,00 − 4,60)/5,00 · 100 = %8. Deniz suyu: (5,00 − 4,85)/5,00 · 100 = %3.  b. İfade yanıltıcıdır. PLA yalnızca sıcaklığı ve nemi yüksek endüstriyel kompost ortamında kısa sürede bozunmuş; toprakta ve deniz suyunda 8 haftada çok az kütle kaybetmiştir. Biyobozunurluk, hangi koşulda ve ne kadar sürede bozunduğu bilgisiyle birlikte verilmelidir.  c. Örnek: “Endüstriyel kompost tesislerinde bozunur; doğaya atmayınız, kompost atıklarıyla ayrı toplayınız.”</w:t>
       </w:r>
     </w:p>
     <w:p>
@@ -4416,7 +4431,7 @@
                 <w:rFonts w:ascii="Times New Roman" w:hAnsi="Times New Roman" w:cs="Times New Roman"/>
                 <w:lang w:val="tr-TR"/>
               </w:rPr>
-              <w:t xml:space="preserve">a) Bozunma için tasarım</w:t>
+              <w:t xml:space="preserve">a. Bozunma için tasarım</w:t>
             </w:r>
           </w:p>
         </w:tc>
@@ -4462,7 +4477,7 @@
                 <w:rFonts w:ascii="Times New Roman" w:hAnsi="Times New Roman" w:cs="Times New Roman"/>
                 <w:lang w:val="tr-TR"/>
               </w:rPr>
-              <w:t xml:space="preserve">b) Yenilenebilir ham madde kullanımı</w:t>
+              <w:t xml:space="preserve">b. Yenilenebilir ham madde kullanımı</w:t>
             </w:r>
           </w:p>
         </w:tc>
@@ -4508,7 +4523,7 @@
                 <w:rFonts w:ascii="Times New Roman" w:hAnsi="Times New Roman" w:cs="Times New Roman"/>
                 <w:lang w:val="tr-TR"/>
               </w:rPr>
-              <w:t xml:space="preserve">c) Kirliliği önlemek için gerçek zamanlı analiz</w:t>
+              <w:t xml:space="preserve">c. Kirliliği önlemek için gerçek zamanlı analiz</w:t>
             </w:r>
           </w:p>
         </w:tc>
@@ -4554,7 +4569,7 @@
                 <w:rFonts w:ascii="Times New Roman" w:hAnsi="Times New Roman" w:cs="Times New Roman"/>
                 <w:lang w:val="tr-TR"/>
               </w:rPr>
-              <w:t xml:space="preserve">ç) Enerji verimliliği için tasarım</w:t>
+              <w:t xml:space="preserve">ç. Enerji verimliliği için tasarım</w:t>
             </w:r>
           </w:p>
         </w:tc>
@@ -4593,7 +4608,7 @@
                 <w:rFonts w:ascii="Times New Roman" w:hAnsi="Times New Roman" w:cs="Times New Roman"/>
                 <w:lang w:val="tr-TR"/>
               </w:rPr>
-              <w:t xml:space="preserve">d) Atom ekonomisi</w:t>
+              <w:t xml:space="preserve">d. Atom ekonomisi</w:t>
             </w:r>
           </w:p>
         </w:tc>
@@ -6369,7 +6384,7 @@
                 <w:rFonts w:ascii="Times New Roman" w:hAnsi="Times New Roman" w:cs="Times New Roman"/>
                 <w:lang w:val="tr-TR"/>
               </w:rPr>
-              <w:t xml:space="preserve">a) Veri madenciliği</w:t>
+              <w:t xml:space="preserve">a. Veri madenciliği</w:t>
             </w:r>
           </w:p>
         </w:tc>
@@ -6415,7 +6430,7 @@
                 <w:rFonts w:ascii="Times New Roman" w:hAnsi="Times New Roman" w:cs="Times New Roman"/>
                 <w:lang w:val="tr-TR"/>
               </w:rPr>
-              <w:t xml:space="preserve">b) Gerçek zamanlı analiz</w:t>
+              <w:t xml:space="preserve">b. Gerçek zamanlı analiz</w:t>
             </w:r>
           </w:p>
         </w:tc>
@@ -6461,7 +6476,7 @@
                 <w:rFonts w:ascii="Times New Roman" w:hAnsi="Times New Roman" w:cs="Times New Roman"/>
                 <w:lang w:val="tr-TR"/>
               </w:rPr>
-              <w:t xml:space="preserve">c) Gelecekteki sonuçları tahmin etme</w:t>
+              <w:t xml:space="preserve">c. Gelecekteki sonuçları tahmin etme</w:t>
             </w:r>
           </w:p>
         </w:tc>
@@ -6507,7 +6522,7 @@
                 <w:rFonts w:ascii="Times New Roman" w:hAnsi="Times New Roman" w:cs="Times New Roman"/>
                 <w:lang w:val="tr-TR"/>
               </w:rPr>
-              <w:t xml:space="preserve">ç) Otomasyon</w:t>
+              <w:t xml:space="preserve">ç. Otomasyon</w:t>
             </w:r>
           </w:p>
         </w:tc>
@@ -7470,7 +7485,7 @@
           <w:rFonts w:ascii="Times New Roman" w:hAnsi="Times New Roman" w:cs="Times New Roman"/>
           <w:lang w:val="tr-TR"/>
         </w:rPr>
-        <w:t xml:space="preserve">a) Gliserin gibi polimer zincirleri arasına girerek filme esneklik kazandıran maddelere ………………………… denir.</w:t>
+        <w:t xml:space="preserve">a. Gliserin gibi polimer zincirleri arasına girerek filme esneklik kazandıran maddelere ………………………… denir.</w:t>
       </w:r>
     </w:p>
     <w:p>
@@ -7487,7 +7502,7 @@
           <w:rFonts w:ascii="Times New Roman" w:hAnsi="Times New Roman" w:cs="Times New Roman"/>
           <w:lang w:val="tr-TR"/>
         </w:rPr>
-        <w:t xml:space="preserve">b) Mikroorganizmaların etkisiyle parçalanarak sonunda karbon dioksit, su ve biyokütleye dönüşebilen polimerlere ………………………… denir.</w:t>
+        <w:t xml:space="preserve">b. Mikroorganizmaların etkisiyle parçalanarak sonunda karbon dioksit, su ve biyokütleye dönüşebilen polimerlere ………………………… denir.</w:t>
       </w:r>
     </w:p>
     <w:p>
@@ -7504,7 +7519,7 @@
           <w:rFonts w:ascii="Times New Roman" w:hAnsi="Times New Roman" w:cs="Times New Roman"/>
           <w:lang w:val="tr-TR"/>
         </w:rPr>
-        <w:t xml:space="preserve">c) Bir güneş hücresinden alınabilen en yüksek gücün, açık devre gerilimi ile kısa devre akımının çarpımına oranına ………………………… denir.</w:t>
+        <w:t xml:space="preserve">c. Bir güneş hücresinden alınabilen en yüksek gücün, açık devre gerilimi ile kısa devre akımının çarpımına oranına ………………………… denir.</w:t>
       </w:r>
     </w:p>
     <w:p>
@@ -7521,7 +7536,7 @@
           <w:rFonts w:ascii="Times New Roman" w:hAnsi="Times New Roman" w:cs="Times New Roman"/>
           <w:lang w:val="tr-TR"/>
         </w:rPr>
-        <w:t xml:space="preserve">ç) İçine nanoselüloz dolgu dağıtılarak daha sağlam ve gaz geçirgenliği daha düşük hâle getirilen biyopolimer film bir ………………………… örneğidir.</w:t>
+        <w:t xml:space="preserve">ç. İçine nanoselüloz dolgu dağıtılarak daha sağlam ve gaz geçirgenliği daha düşük hâle getirilen biyopolimer film bir ………………………… örneğidir.</w:t>
       </w:r>
     </w:p>
     <w:p>
@@ -7538,7 +7553,7 @@
           <w:rFonts w:ascii="Times New Roman" w:hAnsi="Times New Roman" w:cs="Times New Roman"/>
           <w:lang w:val="tr-TR"/>
         </w:rPr>
-        <w:t xml:space="preserve">d) Bilgisayarın her adımı açıkça programlanmadan örnek verilerdeki örüntüleri öğrendiği yapay zekâ alt alanına ………………………… denir.</w:t>
+        <w:t xml:space="preserve">d. Bilgisayarın her adımı açıkça programlanmadan örnek verilerdeki örüntüleri öğrendiği yapay zekâ alt alanına ………………………… denir.</w:t>
       </w:r>
     </w:p>
     <w:p>
@@ -7556,7 +7571,7 @@
           <w:color w:val="FF0000"/>
           <w:lang w:val="tr-TR"/>
         </w:rPr>
-        <w:t xml:space="preserve">Cevap: a) plastikleştirici  b) biyobozunur polimer  c) doluluk faktörü  ç) nanopolimer  d) makine öğrenmesi (fazla kavram: biyopolimer)</w:t>
+        <w:t xml:space="preserve">Cevap: a. plastikleştirici  b. biyobozunur polimer  c. doluluk faktörü  ç. nanopolimer  d. makine öğrenmesi (fazla kavram: biyopolimer)</w:t>
       </w:r>
     </w:p>
     <w:p>

--- a/sorular/Kim12_tema-3-unite-sonu-sorulari.docx
+++ b/sorular/Kim12_tema-3-unite-sonu-sorulari.docx
@@ -1898,85 +1898,59 @@
         <w:t xml:space="preserve">Zeynep’in ailesi Mersin’de mandalina yetiştirmekte ve ürünlerini yakındaki bir meyve suyu fabrikasına satmaktadır. Fabrikada her gün tonlarca kabuk ve posa atığı oluşmaktadır. Zeynep, bu atıklardan elde edilen pektinle annesinin sebze bahçesinde kullanabileceği bir tohum bandı yapmak ister. Tohum bandı, tohumların belirli aralıklarla yapıştırıldığı ince bir şerittir; rulo hâlinde saklanır, toprağa serilip üzeri örtüldükten sonra sulandığında dağılarak tohumların çimlenmesine engel olmamalıdır. Zeynep okul laboratuvarında aynı miktarda pektin ve su kullanarak farklı bileşimlerde filmler hazırlar, filmleri aynı kalınlıkta döküp aynı koşullarda kurutur.</w:t>
       </w:r>
     </w:p>
-    <w:tbl>
-      <w:tblPr>
-        <w:tblW w:w="9000" w:type="dxa"/>
+    <w:p>
+      <w:pPr>
         <w:jc w:val="center"/>
-        <w:tblBorders>
-          <w:top w:val="single" w:sz="8" w:space="0" w:color="7F7F7F"/>
-          <w:left w:val="single" w:sz="8" w:space="0" w:color="7F7F7F"/>
-          <w:bottom w:val="single" w:sz="8" w:space="0" w:color="7F7F7F"/>
-          <w:right w:val="single" w:sz="8" w:space="0" w:color="7F7F7F"/>
-        </w:tblBorders>
-      </w:tblPr>
-      <w:tblGrid>
-        <w:gridCol w:w="9000"/>
-      </w:tblGrid>
-      <w:tr>
-        <w:tc>
-          <w:tcPr>
-            <w:tcW w:w="9000" w:type="dxa"/>
-            <w:shd w:val="clear" w:color="auto" w:fill="EDEDED"/>
-          </w:tcPr>
-          <w:p>
-            <w:pPr>
-              <w:jc w:val="both"/>
-              <w:rPr>
-                <w:rFonts w:ascii="Times New Roman" w:hAnsi="Times New Roman" w:cs="Times New Roman"/>
-                <w:lang w:val="tr-TR"/>
-              </w:rPr>
-            </w:pPr>
-            <w:r>
-              <w:rPr>
-                <w:rFonts w:ascii="Times New Roman" w:hAnsi="Times New Roman" w:cs="Times New Roman"/>
-                <w:lang w:val="tr-TR"/>
-              </w:rPr>
-              <w:t xml:space="preserve">GÖRSEL ALANI (Shutterstock)</w:t>
-            </w:r>
-          </w:p>
-          <w:p>
-            <w:pPr>
-              <w:jc w:val="both"/>
-              <w:rPr>
-                <w:rFonts w:ascii="Times New Roman" w:hAnsi="Times New Roman" w:cs="Times New Roman"/>
-                <w:lang w:val="tr-TR"/>
-              </w:rPr>
-            </w:pPr>
-            <w:r>
-              <w:rPr>
-                <w:rFonts w:ascii="Times New Roman" w:hAnsi="Times New Roman" w:cs="Times New Roman"/>
-                <w:lang w:val="tr-TR"/>
-              </w:rPr>
-              <w:t xml:space="preserve">Tarif: Dallarında olgun mandalinalar bulunan bir mandalina bahçesi; yere bırakılmış kasalarda toplanmış meyveler (marka/logo görünmesin).</w:t>
-            </w:r>
-          </w:p>
-          <w:p>
-            <w:pPr>
-              <w:jc w:val="both"/>
-              <w:rPr>
-                <w:rFonts w:ascii="Times New Roman" w:hAnsi="Times New Roman" w:cs="Times New Roman"/>
-                <w:lang w:val="tr-TR"/>
-              </w:rPr>
-            </w:pPr>
-            <w:r>
-              <w:rPr>
-                <w:rFonts w:ascii="Times New Roman" w:hAnsi="Times New Roman" w:cs="Times New Roman"/>
-                <w:lang w:val="tr-TR"/>
-              </w:rPr>
-              <w:t xml:space="preserve">Shutter ID: 2424676439 (fotoğraf) — Crate with collected ripe citrus fruits</w:t>
-            </w:r>
-          </w:p>
-        </w:tc>
-      </w:tr>
-    </w:tbl>
-    <w:p>
-      <w:pPr>
-        <w:jc w:val="both"/>
-        <w:rPr>
-          <w:rFonts w:ascii="Times New Roman" w:hAnsi="Times New Roman" w:cs="Times New Roman"/>
-          <w:lang w:val="tr-TR"/>
-        </w:rPr>
-      </w:pPr>
+      </w:pPr>
+      <w:r>
+        <w:drawing>
+          <wp:inline xmlns:a="http://schemas.openxmlformats.org/drawingml/2006/main" xmlns:pic="http://schemas.openxmlformats.org/drawingml/2006/picture">
+            <wp:extent cx="3436363" cy="2520000"/>
+            <wp:docPr id="900004" name="Picture 900004"/>
+            <wp:cNvGraphicFramePr>
+              <a:graphicFrameLocks noChangeAspect="1"/>
+            </wp:cNvGraphicFramePr>
+            <a:graphic>
+              <a:graphicData uri="http://schemas.openxmlformats.org/drawingml/2006/picture">
+                <pic:pic>
+                  <pic:nvPicPr>
+                    <pic:cNvPr id="0" name="2424676439_d.jpg"/>
+                    <pic:cNvPicPr/>
+                  </pic:nvPicPr>
+                  <pic:blipFill>
+                    <a:blip r:embed="rId11"/>
+                    <a:stretch>
+                      <a:fillRect/>
+                    </a:stretch>
+                  </pic:blipFill>
+                  <pic:spPr>
+                    <a:xfrm>
+                      <a:off x="0" y="0"/>
+                      <a:ext cx="3436363" cy="2520000"/>
+                    </a:xfrm>
+                    <a:prstGeom prst="rect"/>
+                  </pic:spPr>
+                </pic:pic>
+              </a:graphicData>
+            </a:graphic>
+          </wp:inline>
+        </w:drawing>
+      </w:r>
+    </w:p>
+    <w:p>
+      <w:pPr>
+        <w:jc w:val="center"/>
+      </w:pPr>
+      <w:r>
+        <w:rPr>
+          <w:rFonts w:ascii="Times New Roman" w:hAnsi="Times New Roman" w:cs="Times New Roman"/>
+          <w:b/>
+          <w:bCs/>
+          <w:highlight w:val="yellow"/>
+          <w:lang w:val="tr-TR"/>
+        </w:rPr>
+        <w:t xml:space="preserve">Shutter id: 2424676439</w:t>
+      </w:r>
     </w:p>
     <w:p>
       <w:pPr>
@@ -4709,85 +4683,59 @@
         <w:t xml:space="preserve">Konya Ovası’nda şeker pancarı yetiştiren bir tarım kooperatifi, yer altı suyu seviyesinin her yıl düşmesi üzerine sulama yöntemini değiştirmeye karar vermiştir. Kooperatif önce salma sulamadan damla sulamaya geçmiş, ertesi yıl da toprak nemi sensörlerinden, hava durumu tahminlerinden ve uydu görüntülerinden yararlanan yapay zekâ destekli bir sulama planlama sistemi kurmuştur. Sistem hangi tarlaya, ne zaman ve ne kadar su verileceğini belirlemektedir. Üç yöntemle elde edilen sonuçlar grafikte verilmiştir.</w:t>
       </w:r>
     </w:p>
-    <w:tbl>
-      <w:tblPr>
-        <w:tblW w:w="9000" w:type="dxa"/>
+    <w:p>
+      <w:pPr>
         <w:jc w:val="center"/>
-        <w:tblBorders>
-          <w:top w:val="single" w:sz="8" w:space="0" w:color="7F7F7F"/>
-          <w:left w:val="single" w:sz="8" w:space="0" w:color="7F7F7F"/>
-          <w:bottom w:val="single" w:sz="8" w:space="0" w:color="7F7F7F"/>
-          <w:right w:val="single" w:sz="8" w:space="0" w:color="7F7F7F"/>
-        </w:tblBorders>
-      </w:tblPr>
-      <w:tblGrid>
-        <w:gridCol w:w="9000"/>
-      </w:tblGrid>
-      <w:tr>
-        <w:tc>
-          <w:tcPr>
-            <w:tcW w:w="9000" w:type="dxa"/>
-            <w:shd w:val="clear" w:color="auto" w:fill="EDEDED"/>
-          </w:tcPr>
-          <w:p>
-            <w:pPr>
-              <w:jc w:val="both"/>
-              <w:rPr>
-                <w:rFonts w:ascii="Times New Roman" w:hAnsi="Times New Roman" w:cs="Times New Roman"/>
-                <w:lang w:val="tr-TR"/>
-              </w:rPr>
-            </w:pPr>
-            <w:r>
-              <w:rPr>
-                <w:rFonts w:ascii="Times New Roman" w:hAnsi="Times New Roman" w:cs="Times New Roman"/>
-                <w:lang w:val="tr-TR"/>
-              </w:rPr>
-              <w:t xml:space="preserve">GÖRSEL ALANI (Shutterstock)</w:t>
-            </w:r>
-          </w:p>
-          <w:p>
-            <w:pPr>
-              <w:jc w:val="both"/>
-              <w:rPr>
-                <w:rFonts w:ascii="Times New Roman" w:hAnsi="Times New Roman" w:cs="Times New Roman"/>
-                <w:lang w:val="tr-TR"/>
-              </w:rPr>
-            </w:pPr>
-            <w:r>
-              <w:rPr>
-                <w:rFonts w:ascii="Times New Roman" w:hAnsi="Times New Roman" w:cs="Times New Roman"/>
-                <w:lang w:val="tr-TR"/>
-              </w:rPr>
-              <w:t xml:space="preserve">Tarif: Şeker pancarı ya da sebze tarlasında sıralar boyunca uzanan siyah damla sulama boruları; toprağa yerleştirilmiş küçük bir nem sensörü.</w:t>
-            </w:r>
-          </w:p>
-          <w:p>
-            <w:pPr>
-              <w:jc w:val="both"/>
-              <w:rPr>
-                <w:rFonts w:ascii="Times New Roman" w:hAnsi="Times New Roman" w:cs="Times New Roman"/>
-                <w:lang w:val="tr-TR"/>
-              </w:rPr>
-            </w:pPr>
-            <w:r>
-              <w:rPr>
-                <w:rFonts w:ascii="Times New Roman" w:hAnsi="Times New Roman" w:cs="Times New Roman"/>
-                <w:lang w:val="tr-TR"/>
-              </w:rPr>
-              <w:t xml:space="preserve">Shutter ID: 2604460975 (fotoğraf) — Precision drip irrigation in a field</w:t>
-            </w:r>
-          </w:p>
-        </w:tc>
-      </w:tr>
-    </w:tbl>
-    <w:p>
-      <w:pPr>
-        <w:jc w:val="both"/>
-        <w:rPr>
-          <w:rFonts w:ascii="Times New Roman" w:hAnsi="Times New Roman" w:cs="Times New Roman"/>
-          <w:lang w:val="tr-TR"/>
-        </w:rPr>
-      </w:pPr>
+      </w:pPr>
+      <w:r>
+        <w:drawing>
+          <wp:inline xmlns:a="http://schemas.openxmlformats.org/drawingml/2006/main" xmlns:pic="http://schemas.openxmlformats.org/drawingml/2006/picture">
+            <wp:extent cx="3439490" cy="2520000"/>
+            <wp:docPr id="900005" name="Picture 900005"/>
+            <wp:cNvGraphicFramePr>
+              <a:graphicFrameLocks noChangeAspect="1"/>
+            </wp:cNvGraphicFramePr>
+            <a:graphic>
+              <a:graphicData uri="http://schemas.openxmlformats.org/drawingml/2006/picture">
+                <pic:pic>
+                  <pic:nvPicPr>
+                    <pic:cNvPr id="0" name="2604460975_d.jpg"/>
+                    <pic:cNvPicPr/>
+                  </pic:nvPicPr>
+                  <pic:blipFill>
+                    <a:blip r:embed="rId12"/>
+                    <a:stretch>
+                      <a:fillRect/>
+                    </a:stretch>
+                  </pic:blipFill>
+                  <pic:spPr>
+                    <a:xfrm>
+                      <a:off x="0" y="0"/>
+                      <a:ext cx="3439490" cy="2520000"/>
+                    </a:xfrm>
+                    <a:prstGeom prst="rect"/>
+                  </pic:spPr>
+                </pic:pic>
+              </a:graphicData>
+            </a:graphic>
+          </wp:inline>
+        </w:drawing>
+      </w:r>
+    </w:p>
+    <w:p>
+      <w:pPr>
+        <w:jc w:val="center"/>
+      </w:pPr>
+      <w:r>
+        <w:rPr>
+          <w:rFonts w:ascii="Times New Roman" w:hAnsi="Times New Roman" w:cs="Times New Roman"/>
+          <w:b/>
+          <w:bCs/>
+          <w:highlight w:val="yellow"/>
+          <w:lang w:val="tr-TR"/>
+        </w:rPr>
+        <w:t xml:space="preserve">Shutter id: 2604460975</w:t>
+      </w:r>
     </w:p>
     <w:p>
       <w:pPr>
@@ -6790,85 +6738,59 @@
         <w:t xml:space="preserve">Antalya’da bir belediye, “sürdürülebilir durak” projesi hazırlamaktadır. Projeye göre durakların çatısı renkli ve yarı saydam boyaya duyarlı güneş panellerinden yapılacak, bu panellerin ürettiği elektrikle duraktaki bilgi ekranı ve aydınlatma çalıştırılacaktır. Duraklardaki çöp kutularına “kompostlanabilir” etiketli poşetler takılacaktır. Ayrıca yapay zekâ destekli bir program, yolcu kartı verilerinden ve trafik bilgisinden yararlanarak hangi hatta ne sıklıkla otobüs gönderileceğini önerecektir.</w:t>
       </w:r>
     </w:p>
-    <w:tbl>
-      <w:tblPr>
-        <w:tblW w:w="9000" w:type="dxa"/>
+    <w:p>
+      <w:pPr>
         <w:jc w:val="center"/>
-        <w:tblBorders>
-          <w:top w:val="single" w:sz="8" w:space="0" w:color="7F7F7F"/>
-          <w:left w:val="single" w:sz="8" w:space="0" w:color="7F7F7F"/>
-          <w:bottom w:val="single" w:sz="8" w:space="0" w:color="7F7F7F"/>
-          <w:right w:val="single" w:sz="8" w:space="0" w:color="7F7F7F"/>
-        </w:tblBorders>
-      </w:tblPr>
-      <w:tblGrid>
-        <w:gridCol w:w="9000"/>
-      </w:tblGrid>
-      <w:tr>
-        <w:tc>
-          <w:tcPr>
-            <w:tcW w:w="9000" w:type="dxa"/>
-            <w:shd w:val="clear" w:color="auto" w:fill="EDEDED"/>
-          </w:tcPr>
-          <w:p>
-            <w:pPr>
-              <w:jc w:val="both"/>
-              <w:rPr>
-                <w:rFonts w:ascii="Times New Roman" w:hAnsi="Times New Roman" w:cs="Times New Roman"/>
-                <w:lang w:val="tr-TR"/>
-              </w:rPr>
-            </w:pPr>
-            <w:r>
-              <w:rPr>
-                <w:rFonts w:ascii="Times New Roman" w:hAnsi="Times New Roman" w:cs="Times New Roman"/>
-                <w:lang w:val="tr-TR"/>
-              </w:rPr>
-              <w:t xml:space="preserve">GÖRSEL ALANI (Shutterstock)</w:t>
-            </w:r>
-          </w:p>
-          <w:p>
-            <w:pPr>
-              <w:jc w:val="both"/>
-              <w:rPr>
-                <w:rFonts w:ascii="Times New Roman" w:hAnsi="Times New Roman" w:cs="Times New Roman"/>
-                <w:lang w:val="tr-TR"/>
-              </w:rPr>
-            </w:pPr>
-            <w:r>
-              <w:rPr>
-                <w:rFonts w:ascii="Times New Roman" w:hAnsi="Times New Roman" w:cs="Times New Roman"/>
-                <w:lang w:val="tr-TR"/>
-              </w:rPr>
-              <w:t xml:space="preserve">Tarif: Çatısı yarı saydam, renkli güneş panellerinden oluşan modern bir otobüs durağı; durakta dijital bilgi ekranı (marka/logo görünmesin).</w:t>
-            </w:r>
-          </w:p>
-          <w:p>
-            <w:pPr>
-              <w:jc w:val="both"/>
-              <w:rPr>
-                <w:rFonts w:ascii="Times New Roman" w:hAnsi="Times New Roman" w:cs="Times New Roman"/>
-                <w:lang w:val="tr-TR"/>
-              </w:rPr>
-            </w:pPr>
-            <w:r>
-              <w:rPr>
-                <w:rFonts w:ascii="Times New Roman" w:hAnsi="Times New Roman" w:cs="Times New Roman"/>
-                <w:lang w:val="tr-TR"/>
-              </w:rPr>
-              <w:t xml:space="preserve">Shutter ID: 2688359151 (fotoğraf) — Solar-powered bus stop in urban cityscape</w:t>
-            </w:r>
-          </w:p>
-        </w:tc>
-      </w:tr>
-    </w:tbl>
-    <w:p>
-      <w:pPr>
-        <w:jc w:val="both"/>
-        <w:rPr>
-          <w:rFonts w:ascii="Times New Roman" w:hAnsi="Times New Roman" w:cs="Times New Roman"/>
-          <w:lang w:val="tr-TR"/>
-        </w:rPr>
-      </w:pPr>
+      </w:pPr>
+      <w:r>
+        <w:drawing>
+          <wp:inline xmlns:a="http://schemas.openxmlformats.org/drawingml/2006/main" xmlns:pic="http://schemas.openxmlformats.org/drawingml/2006/picture">
+            <wp:extent cx="1570275" cy="2520000"/>
+            <wp:docPr id="900006" name="Picture 900006"/>
+            <wp:cNvGraphicFramePr>
+              <a:graphicFrameLocks noChangeAspect="1"/>
+            </wp:cNvGraphicFramePr>
+            <a:graphic>
+              <a:graphicData uri="http://schemas.openxmlformats.org/drawingml/2006/picture">
+                <pic:pic>
+                  <pic:nvPicPr>
+                    <pic:cNvPr id="0" name="2688359151_d.jpg"/>
+                    <pic:cNvPicPr/>
+                  </pic:nvPicPr>
+                  <pic:blipFill>
+                    <a:blip r:embed="rId13"/>
+                    <a:stretch>
+                      <a:fillRect/>
+                    </a:stretch>
+                  </pic:blipFill>
+                  <pic:spPr>
+                    <a:xfrm>
+                      <a:off x="0" y="0"/>
+                      <a:ext cx="1570275" cy="2520000"/>
+                    </a:xfrm>
+                    <a:prstGeom prst="rect"/>
+                  </pic:spPr>
+                </pic:pic>
+              </a:graphicData>
+            </a:graphic>
+          </wp:inline>
+        </w:drawing>
+      </w:r>
+    </w:p>
+    <w:p>
+      <w:pPr>
+        <w:jc w:val="center"/>
+      </w:pPr>
+      <w:r>
+        <w:rPr>
+          <w:rFonts w:ascii="Times New Roman" w:hAnsi="Times New Roman" w:cs="Times New Roman"/>
+          <w:b/>
+          <w:bCs/>
+          <w:highlight w:val="yellow"/>
+          <w:lang w:val="tr-TR"/>
+        </w:rPr>
+        <w:t xml:space="preserve">Shutter id: 2688359151</w:t>
+      </w:r>
     </w:p>
     <w:p>
       <w:pPr>

--- a/sorular/Kim12_tema-3-unite-sonu-sorulari.docx
+++ b/sorular/Kim12_tema-3-unite-sonu-sorulari.docx
@@ -610,33 +610,6 @@
           <w:lang w:val="tr-TR"/>
         </w:rPr>
       </w:pPr>
-    </w:p>
-    <w:p>
-      <w:pPr>
-        <w:jc w:val="both"/>
-        <w:rPr>
-          <w:rFonts w:ascii="Times New Roman" w:hAnsi="Times New Roman" w:cs="Times New Roman"/>
-          <w:lang w:val="tr-TR"/>
-        </w:rPr>
-      </w:pPr>
-      <w:r>
-        <w:rPr>
-          <w:rFonts w:ascii="Times New Roman" w:hAnsi="Times New Roman" w:cs="Times New Roman"/>
-          <w:b/>
-          <w:bCs/>
-          <w:highlight w:val="yellow"/>
-          <w:lang w:val="tr-TR"/>
-        </w:rPr>
-        <w:t xml:space="preserve">NOT: </w:t>
-      </w:r>
-      <w:r>
-        <w:rPr>
-          <w:rFonts w:ascii="Times New Roman" w:hAnsi="Times New Roman" w:cs="Times New Roman"/>
-          <w:highlight w:val="yellow"/>
-          <w:lang w:val="tr-TR"/>
-        </w:rPr>
-        <w:t xml:space="preserve">Tablodaki veriler öğretim amaçlı olarak düzenlenmiştir.</w:t>
-      </w:r>
     </w:p>
     <w:p>
       <w:pPr>
@@ -2907,33 +2880,6 @@
       <w:r>
         <w:rPr>
           <w:rFonts w:ascii="Times New Roman" w:hAnsi="Times New Roman" w:cs="Times New Roman"/>
-          <w:b/>
-          <w:bCs/>
-          <w:highlight w:val="yellow"/>
-          <w:lang w:val="tr-TR"/>
-        </w:rPr>
-        <w:t xml:space="preserve">NOT: </w:t>
-      </w:r>
-      <w:r>
-        <w:rPr>
-          <w:rFonts w:ascii="Times New Roman" w:hAnsi="Times New Roman" w:cs="Times New Roman"/>
-          <w:highlight w:val="yellow"/>
-          <w:lang w:val="tr-TR"/>
-        </w:rPr>
-        <w:t xml:space="preserve">Tablodaki veriler öğretim amaçlı olarak düzenlenmiştir.</w:t>
-      </w:r>
-    </w:p>
-    <w:p>
-      <w:pPr>
-        <w:jc w:val="both"/>
-        <w:rPr>
-          <w:rFonts w:ascii="Times New Roman" w:hAnsi="Times New Roman" w:cs="Times New Roman"/>
-          <w:lang w:val="tr-TR"/>
-        </w:rPr>
-      </w:pPr>
-      <w:r>
-        <w:rPr>
-          <w:rFonts w:ascii="Times New Roman" w:hAnsi="Times New Roman" w:cs="Times New Roman"/>
           <w:lang w:val="tr-TR"/>
         </w:rPr>
         <w:t xml:space="preserve">10. Zeynep’in biyobozunur polimer elde etme sürecine ilişkin amacını tek bir cümleyle yazınız. Bu amaç için filmde bulunması gereken iki özelliği belirtiniz.</w:t>
@@ -3998,33 +3944,6 @@
     </w:p>
     <w:p>
       <w:pPr>
-        <w:jc w:val="both"/>
-        <w:rPr>
-          <w:rFonts w:ascii="Times New Roman" w:hAnsi="Times New Roman" w:cs="Times New Roman"/>
-          <w:lang w:val="tr-TR"/>
-        </w:rPr>
-      </w:pPr>
-      <w:r>
-        <w:rPr>
-          <w:rFonts w:ascii="Times New Roman" w:hAnsi="Times New Roman" w:cs="Times New Roman"/>
-          <w:b/>
-          <w:bCs/>
-          <w:highlight w:val="yellow"/>
-          <w:lang w:val="tr-TR"/>
-        </w:rPr>
-        <w:t xml:space="preserve">NOT: </w:t>
-      </w:r>
-      <w:r>
-        <w:rPr>
-          <w:rFonts w:ascii="Times New Roman" w:hAnsi="Times New Roman" w:cs="Times New Roman"/>
-          <w:highlight w:val="yellow"/>
-          <w:lang w:val="tr-TR"/>
-        </w:rPr>
-        <w:t xml:space="preserve">Grafikteki veriler öğretim amaçlı olarak düzenlenmiştir.</w:t>
-      </w:r>
-    </w:p>
-    <w:p>
-      <w:pPr>
         <w:pStyle w:val="ListParagraph"/>
         <w:ind w:left="1080" w:hanging="360"/>
         <w:jc w:val="both"/>
@@ -4821,33 +4740,6 @@
           <w:lang w:val="tr-TR"/>
         </w:rPr>
         <w:t xml:space="preserve">Grafik: Farklı sulama yöntemlerinde sezon boyunca kullanılan su ve elde edilen ürün</w:t>
-      </w:r>
-    </w:p>
-    <w:p>
-      <w:pPr>
-        <w:jc w:val="both"/>
-        <w:rPr>
-          <w:rFonts w:ascii="Times New Roman" w:hAnsi="Times New Roman" w:cs="Times New Roman"/>
-          <w:lang w:val="tr-TR"/>
-        </w:rPr>
-      </w:pPr>
-      <w:r>
-        <w:rPr>
-          <w:rFonts w:ascii="Times New Roman" w:hAnsi="Times New Roman" w:cs="Times New Roman"/>
-          <w:b/>
-          <w:bCs/>
-          <w:highlight w:val="yellow"/>
-          <w:lang w:val="tr-TR"/>
-        </w:rPr>
-        <w:t xml:space="preserve">NOT: </w:t>
-      </w:r>
-      <w:r>
-        <w:rPr>
-          <w:rFonts w:ascii="Times New Roman" w:hAnsi="Times New Roman" w:cs="Times New Roman"/>
-          <w:highlight w:val="yellow"/>
-          <w:lang w:val="tr-TR"/>
-        </w:rPr>
-        <w:t xml:space="preserve">Grafikteki veriler öğretim amaçlı olarak düzenlenmiştir.</w:t>
       </w:r>
     </w:p>
     <w:p>
